--- a/Documentos/Practica _29Sep.docx
+++ b/Documentos/Practica _29Sep.docx
@@ -8,8 +8,97 @@
       </w:pPr>
       <w:r>
         <w:rPr>
-          <w:rtl w:val="0"/>
-        </w:rPr>
+          <w:b w:val="1"/>
+          <w:bCs w:val="1"/>
+          <w:rtl w:val="0"/>
+        </w:rPr>
+        <w:t xml:space="preserve">1. Identificación de Pares: Enumera tres claves (keys) presentes en el nivel superior del objeto JSON. </w:t>
+      </w:r>
+      <w:r>
+        <w:rPr>
+          <w:rtl w:val="0"/>
+        </w:rPr>
+        <w:t xml:space="preserve">Hostname, uptime_days, managed_by_apic, interfaces</w:t>
+      </w:r>
+    </w:p>
+    <w:p>
+      <w:pPr>
+        <w:rPr/>
+      </w:pPr>
+      <w:r>
+        <w:rPr>
+          <w:rtl w:val="0"/>
+        </w:rPr>
+      </w:r>
+    </w:p>
+    <w:p>
+      <w:pPr>
+        <w:rPr>
+          <w:b w:val="1"/>
+          <w:bCs w:val="1"/>
+        </w:rPr>
+      </w:pPr>
+      <w:r>
+        <w:rPr>
+          <w:b w:val="1"/>
+          <w:bCs w:val="1"/>
+          <w:rtl w:val="0"/>
+        </w:rPr>
+        <w:t xml:space="preserve">2. Tipos de Datos: Identifica un ejemplo de cada uno de los siguientes tipos en el código: String, Number, Boolean y Null.  </w:t>
+      </w:r>
+    </w:p>
+    <w:p>
+      <w:pPr>
+        <w:rPr/>
+      </w:pPr>
+      <w:r>
+        <w:rPr>
+          <w:rtl w:val="0"/>
+        </w:rPr>
+      </w:r>
+    </w:p>
+    <w:p>
+      <w:pPr>
+        <w:rPr/>
+      </w:pPr>
+      <w:r>
+        <w:rPr>
+          <w:rtl w:val="0"/>
+        </w:rPr>
+        <w:t xml:space="preserve">"hostname": "R1-Core" es String-Cadena </w:t>
+      </w:r>
+    </w:p>
+    <w:p>
+      <w:pPr>
+        <w:rPr/>
+      </w:pPr>
+      <w:r>
+        <w:rPr>
+          <w:rtl w:val="0"/>
+        </w:rPr>
+        <w:t xml:space="preserve">"uptime_days": 45   es int-numerico</w:t>
+      </w:r>
+    </w:p>
+    <w:p>
+      <w:pPr>
+        <w:rPr/>
+      </w:pPr>
+      <w:r>
+        <w:rPr>
+          <w:rtl w:val="0"/>
+        </w:rPr>
+        <w:t xml:space="preserve">"managed_by_apic": true  es booleano</w:t>
+      </w:r>
+    </w:p>
+    <w:p>
+      <w:pPr>
+        <w:rPr/>
+      </w:pPr>
+      <w:r>
+        <w:rPr>
+          <w:rtl w:val="0"/>
+        </w:rPr>
+        <w:t xml:space="preserve">interfaces es una lista </w:t>
       </w:r>
     </w:p>
     <w:sectPr>

--- a/Documentos/Practica _29Sep.docx
+++ b/Documentos/Practica _29Sep.docx
@@ -99,6 +99,888 @@
           <w:rtl w:val="0"/>
         </w:rPr>
         <w:t xml:space="preserve">interfaces es una lista </w:t>
+      </w:r>
+    </w:p>
+    <w:p>
+      <w:pPr>
+        <w:rPr/>
+      </w:pPr>
+      <w:r>
+        <w:rPr>
+          <w:rtl w:val="0"/>
+        </w:rPr>
+      </w:r>
+    </w:p>
+    <w:p>
+      <w:pPr>
+        <w:rPr>
+          <w:b w:val="1"/>
+          <w:bCs w:val="1"/>
+        </w:rPr>
+      </w:pPr>
+      <w:r>
+        <w:rPr>
+          <w:b w:val="1"/>
+          <w:bCs w:val="1"/>
+          <w:rtl w:val="0"/>
+        </w:rPr>
+        <w:t xml:space="preserve">3. ¿Qué errores de sintaxis impiden que este JSON sea válido según los estándares de red y programación?</w:t>
+      </w:r>
+    </w:p>
+    <w:p>
+      <w:pPr>
+        <w:rPr/>
+      </w:pPr>
+      <w:r>
+        <w:rPr>
+          <w:rtl w:val="0"/>
+        </w:rPr>
+        <w:t xml:space="preserve">C) Existe una coma final (trailing comma) después del valor de 'description'. </w:t>
+      </w:r>
+    </w:p>
+    <w:p>
+      <w:pPr>
+        <w:rPr/>
+      </w:pPr>
+      <w:r>
+        <w:rPr>
+          <w:rtl w:val="0"/>
+        </w:rPr>
+        <w:t xml:space="preserve">D) Faltan comas para separar los pares clave-valor después de 'vlan_id' y 'name'. </w:t>
+      </w:r>
+    </w:p>
+    <w:p>
+      <w:pPr>
+        <w:rPr/>
+      </w:pPr>
+      <w:r>
+        <w:rPr>
+          <w:rtl w:val="0"/>
+        </w:rPr>
+      </w:r>
+    </w:p>
+    <w:p>
+      <w:pPr>
+        <w:rPr>
+          <w:b w:val="1"/>
+          <w:bCs w:val="1"/>
+        </w:rPr>
+      </w:pPr>
+      <w:r>
+        <w:rPr>
+          <w:b w:val="1"/>
+          <w:bCs w:val="1"/>
+          <w:rtl w:val="0"/>
+        </w:rPr>
+        <w:t xml:space="preserve">4. Reflexión Técnica: Explica por qué es crítico que un controlador como Cisco DNA Center reciba un JSON perfectamente validado antes de aplicar cambios en la red. </w:t>
+      </w:r>
+    </w:p>
+    <w:p>
+      <w:pPr>
+        <w:rPr/>
+      </w:pPr>
+      <w:r>
+        <w:rPr>
+          <w:rtl w:val="0"/>
+        </w:rPr>
+        <w:t xml:space="preserve">Es crítico porque un JSON mal estructurado o con datos inválidos puede propagar configuraciones incorrectas a gran escala, provocando caídas masivas del servicio y comprometiendo la seguridad de toda la infraestructura. </w:t>
+      </w:r>
+    </w:p>
+    <w:p>
+      <w:pPr>
+        <w:rPr>
+          <w:b w:val="1"/>
+          <w:bCs w:val="1"/>
+        </w:rPr>
+      </w:pPr>
+      <w:r>
+        <w:rPr>
+          <w:rtl w:val="0"/>
+        </w:rPr>
+      </w:r>
+    </w:p>
+    <w:p>
+      <w:pPr>
+        <w:rPr>
+          <w:b w:val="1"/>
+          <w:bCs w:val="1"/>
+        </w:rPr>
+      </w:pPr>
+      <w:r>
+        <w:rPr>
+          <w:b w:val="1"/>
+          <w:bCs w:val="1"/>
+          <w:rtl w:val="0"/>
+        </w:rPr>
+        <w:t xml:space="preserve">ACT 2</w:t>
+      </w:r>
+    </w:p>
+    <w:p>
+      <w:pPr>
+        <w:rPr>
+          <w:b w:val="1"/>
+          <w:bCs w:val="1"/>
+        </w:rPr>
+      </w:pPr>
+      <w:r>
+        <w:rPr>
+          <w:b w:val="1"/>
+          <w:bCs w:val="1"/>
+          <w:rtl w:val="0"/>
+        </w:rPr>
+        <w:t xml:space="preserve">1. Escribe el pseudocódigo o completa el script de Python necesario para procesar la variable inventario_json (que contiene el texto anterior). El script debe filtrar e imprimir únicamente los hostnames de los dispositivos cuyo estado sea 'down' . </w:t>
+      </w:r>
+    </w:p>
+    <w:p>
+      <w:pPr>
+        <w:rPr/>
+      </w:pPr>
+      <w:r>
+        <w:rPr>
+          <w:rtl w:val="0"/>
+        </w:rPr>
+      </w:r>
+    </w:p>
+    <w:p>
+      <w:pPr>
+        <w:rPr/>
+      </w:pPr>
+      <w:r>
+        <w:rPr>
+          <w:rtl w:val="0"/>
+        </w:rPr>
+        <w:t xml:space="preserve">print("Dispo en down")</w:t>
+      </w:r>
+    </w:p>
+    <w:p>
+      <w:pPr>
+        <w:rPr/>
+      </w:pPr>
+      <w:r>
+        <w:rPr>
+          <w:rtl w:val="0"/>
+        </w:rPr>
+        <w:t xml:space="preserve"># Imprimir todos los que estan en down</w:t>
+      </w:r>
+    </w:p>
+    <w:p>
+      <w:pPr>
+        <w:rPr/>
+      </w:pPr>
+      <w:r>
+        <w:rPr>
+          <w:rtl w:val="0"/>
+        </w:rPr>
+        <w:t xml:space="preserve">for d in inventario:</w:t>
+      </w:r>
+    </w:p>
+    <w:p>
+      <w:pPr>
+        <w:rPr/>
+      </w:pPr>
+      <w:r>
+        <w:rPr>
+          <w:rtl w:val="0"/>
+        </w:rPr>
+        <w:t xml:space="preserve">    if d["status"] == "down":</w:t>
+      </w:r>
+    </w:p>
+    <w:p>
+      <w:pPr>
+        <w:rPr/>
+      </w:pPr>
+      <w:r>
+        <w:rPr>
+          <w:rtl w:val="0"/>
+        </w:rPr>
+        <w:t xml:space="preserve">        print(d["hostname"])</w:t>
+      </w:r>
+    </w:p>
+    <w:p>
+      <w:pPr>
+        <w:rPr/>
+      </w:pPr>
+      <w:r>
+        <w:rPr>
+          <w:rtl w:val="0"/>
+        </w:rPr>
+      </w:r>
+    </w:p>
+    <w:p>
+      <w:pPr>
+        <w:rPr/>
+      </w:pPr>
+      <w:r>
+        <w:rPr/>
+        <w:drawing>
+          <wp:inline distB="114300" distT="114300" distL="114300" distR="114300">
+            <wp:extent cx="5731200" cy="2425700"/>
+            <wp:effectExtent b="0" l="0" r="0" t="0"/>
+            <wp:docPr id="2" name="image1.png"/>
+            <a:graphic>
+              <a:graphicData uri="http://schemas.openxmlformats.org/drawingml/2006/picture">
+                <pic:pic>
+                  <pic:nvPicPr>
+                    <pic:cNvPr id="0" name="image1.png"/>
+                    <pic:cNvPicPr preferRelativeResize="0"/>
+                  </pic:nvPicPr>
+                  <pic:blipFill>
+                    <a:blip r:embed="rId6"/>
+                    <a:srcRect b="0" l="0" r="0" t="0"/>
+                    <a:stretch>
+                      <a:fillRect/>
+                    </a:stretch>
+                  </pic:blipFill>
+                  <pic:spPr>
+                    <a:xfrm>
+                      <a:off x="0" y="0"/>
+                      <a:ext cx="5731200" cy="2425700"/>
+                    </a:xfrm>
+                    <a:prstGeom prst="rect"/>
+                    <a:ln/>
+                  </pic:spPr>
+                </pic:pic>
+              </a:graphicData>
+            </a:graphic>
+          </wp:inline>
+        </w:drawing>
+      </w:r>
+      <w:r>
+        <w:rPr>
+          <w:rtl w:val="0"/>
+        </w:rPr>
+      </w:r>
+    </w:p>
+    <w:p>
+      <w:pPr>
+        <w:rPr/>
+      </w:pPr>
+      <w:r>
+        <w:rPr>
+          <w:rtl w:val="0"/>
+        </w:rPr>
+      </w:r>
+    </w:p>
+    <w:tbl>
+      <w:tblPr>
+        <w:tblStyle w:val="Table1"/>
+        <w:tblW w:w="9029.0" w:type="dxa"/>
+        <w:jc w:val="left"/>
+        <w:tblBorders>
+          <w:top w:color="000000" w:space="0" w:sz="8" w:val="single"/>
+          <w:left w:color="000000" w:space="0" w:sz="8" w:val="single"/>
+          <w:bottom w:color="000000" w:space="0" w:sz="8" w:val="single"/>
+          <w:right w:color="000000" w:space="0" w:sz="8" w:val="single"/>
+          <w:insideH w:color="000000" w:space="0" w:sz="8" w:val="single"/>
+          <w:insideV w:color="000000" w:space="0" w:sz="8" w:val="single"/>
+        </w:tblBorders>
+        <w:tblLayout w:type="fixed"/>
+        <w:tblLook w:val="0600"/>
+      </w:tblPr>
+      <w:tblGrid>
+        <w:gridCol w:w="3009.6666666666665"/>
+        <w:gridCol w:w="3009.6666666666665"/>
+        <w:gridCol w:w="3009.6666666666665"/>
+        <w:tblGridChange w:id="0">
+          <w:tblGrid>
+            <w:gridCol w:w="3009.6666666666665"/>
+            <w:gridCol w:w="3009.6666666666665"/>
+            <w:gridCol w:w="3009.6666666666665"/>
+          </w:tblGrid>
+        </w:tblGridChange>
+      </w:tblGrid>
+      <w:tr>
+        <w:trPr>
+          <w:cantSplit w:val="0"/>
+          <w:tblHeader w:val="0"/>
+        </w:trPr>
+        <w:tc>
+          <w:tcPr>
+            <w:shd w:fill="auto" w:val="clear"/>
+            <w:tcMar>
+              <w:top w:w="100.0" w:type="dxa"/>
+              <w:left w:w="100.0" w:type="dxa"/>
+              <w:bottom w:w="100.0" w:type="dxa"/>
+              <w:right w:w="100.0" w:type="dxa"/>
+            </w:tcMar>
+            <w:vAlign w:val="top"/>
+          </w:tcPr>
+          <w:p>
+            <w:pPr>
+              <w:keepNext w:val="0"/>
+              <w:keepLines w:val="0"/>
+              <w:pageBreakBefore w:val="0"/>
+              <w:widowControl w:val="0"/>
+              <w:pBdr>
+                <w:top w:space="0" w:sz="0" w:val="nil"/>
+                <w:left w:space="0" w:sz="0" w:val="nil"/>
+                <w:bottom w:space="0" w:sz="0" w:val="nil"/>
+                <w:right w:space="0" w:sz="0" w:val="nil"/>
+                <w:between w:space="0" w:sz="0" w:val="nil"/>
+              </w:pBdr>
+              <w:shd w:fill="auto" w:val="clear"/>
+              <w:spacing w:after="0" w:before="0" w:line="240" w:lineRule="auto"/>
+              <w:ind w:left="0" w:right="0" w:firstLine="0"/>
+              <w:jc w:val="center"/>
+              <w:rPr>
+                <w:b w:val="1"/>
+                <w:bCs w:val="1"/>
+              </w:rPr>
+            </w:pPr>
+            <w:r>
+              <w:rPr>
+                <w:b w:val="1"/>
+                <w:bCs w:val="1"/>
+                <w:rtl w:val="0"/>
+              </w:rPr>
+              <w:t xml:space="preserve">Característica </w:t>
+            </w:r>
+          </w:p>
+        </w:tc>
+        <w:tc>
+          <w:tcPr>
+            <w:shd w:fill="auto" w:val="clear"/>
+            <w:tcMar>
+              <w:top w:w="100.0" w:type="dxa"/>
+              <w:left w:w="100.0" w:type="dxa"/>
+              <w:bottom w:w="100.0" w:type="dxa"/>
+              <w:right w:w="100.0" w:type="dxa"/>
+            </w:tcMar>
+            <w:vAlign w:val="top"/>
+          </w:tcPr>
+          <w:p>
+            <w:pPr>
+              <w:keepNext w:val="0"/>
+              <w:keepLines w:val="0"/>
+              <w:pageBreakBefore w:val="0"/>
+              <w:widowControl w:val="0"/>
+              <w:pBdr>
+                <w:top w:space="0" w:sz="0" w:val="nil"/>
+                <w:left w:space="0" w:sz="0" w:val="nil"/>
+                <w:bottom w:space="0" w:sz="0" w:val="nil"/>
+                <w:right w:space="0" w:sz="0" w:val="nil"/>
+                <w:between w:space="0" w:sz="0" w:val="nil"/>
+              </w:pBdr>
+              <w:shd w:fill="auto" w:val="clear"/>
+              <w:spacing w:after="0" w:before="0" w:line="240" w:lineRule="auto"/>
+              <w:ind w:left="0" w:right="0" w:firstLine="0"/>
+              <w:jc w:val="center"/>
+              <w:rPr>
+                <w:b w:val="1"/>
+                <w:bCs w:val="1"/>
+              </w:rPr>
+            </w:pPr>
+            <w:r>
+              <w:rPr>
+                <w:b w:val="1"/>
+                <w:bCs w:val="1"/>
+                <w:rtl w:val="0"/>
+              </w:rPr>
+              <w:t xml:space="preserve">JSON</w:t>
+            </w:r>
+          </w:p>
+        </w:tc>
+        <w:tc>
+          <w:tcPr>
+            <w:shd w:fill="auto" w:val="clear"/>
+            <w:tcMar>
+              <w:top w:w="100.0" w:type="dxa"/>
+              <w:left w:w="100.0" w:type="dxa"/>
+              <w:bottom w:w="100.0" w:type="dxa"/>
+              <w:right w:w="100.0" w:type="dxa"/>
+            </w:tcMar>
+            <w:vAlign w:val="top"/>
+          </w:tcPr>
+          <w:p>
+            <w:pPr>
+              <w:keepNext w:val="0"/>
+              <w:keepLines w:val="0"/>
+              <w:pageBreakBefore w:val="0"/>
+              <w:widowControl w:val="0"/>
+              <w:pBdr>
+                <w:top w:space="0" w:sz="0" w:val="nil"/>
+                <w:left w:space="0" w:sz="0" w:val="nil"/>
+                <w:bottom w:space="0" w:sz="0" w:val="nil"/>
+                <w:right w:space="0" w:sz="0" w:val="nil"/>
+                <w:between w:space="0" w:sz="0" w:val="nil"/>
+              </w:pBdr>
+              <w:shd w:fill="auto" w:val="clear"/>
+              <w:spacing w:after="0" w:before="0" w:line="240" w:lineRule="auto"/>
+              <w:ind w:left="0" w:right="0" w:firstLine="0"/>
+              <w:jc w:val="center"/>
+              <w:rPr>
+                <w:b w:val="1"/>
+                <w:bCs w:val="1"/>
+              </w:rPr>
+            </w:pPr>
+            <w:r>
+              <w:rPr>
+                <w:b w:val="1"/>
+                <w:bCs w:val="1"/>
+                <w:rtl w:val="0"/>
+              </w:rPr>
+              <w:t xml:space="preserve">XML</w:t>
+            </w:r>
+          </w:p>
+        </w:tc>
+      </w:tr>
+      <w:tr>
+        <w:trPr>
+          <w:cantSplit w:val="0"/>
+          <w:tblHeader w:val="0"/>
+        </w:trPr>
+        <w:tc>
+          <w:tcPr>
+            <w:shd w:fill="auto" w:val="clear"/>
+            <w:tcMar>
+              <w:top w:w="100.0" w:type="dxa"/>
+              <w:left w:w="100.0" w:type="dxa"/>
+              <w:bottom w:w="100.0" w:type="dxa"/>
+              <w:right w:w="100.0" w:type="dxa"/>
+            </w:tcMar>
+            <w:vAlign w:val="top"/>
+          </w:tcPr>
+          <w:p>
+            <w:pPr>
+              <w:keepNext w:val="0"/>
+              <w:keepLines w:val="0"/>
+              <w:pageBreakBefore w:val="0"/>
+              <w:widowControl w:val="0"/>
+              <w:pBdr>
+                <w:top w:space="0" w:sz="0" w:val="nil"/>
+                <w:left w:space="0" w:sz="0" w:val="nil"/>
+                <w:bottom w:space="0" w:sz="0" w:val="nil"/>
+                <w:right w:space="0" w:sz="0" w:val="nil"/>
+                <w:between w:space="0" w:sz="0" w:val="nil"/>
+              </w:pBdr>
+              <w:shd w:fill="auto" w:val="clear"/>
+              <w:spacing w:after="0" w:before="0" w:line="240" w:lineRule="auto"/>
+              <w:ind w:left="0" w:right="0" w:firstLine="0"/>
+              <w:jc w:val="center"/>
+              <w:rPr>
+                <w:b w:val="1"/>
+                <w:bCs w:val="1"/>
+              </w:rPr>
+            </w:pPr>
+            <w:r>
+              <w:rPr>
+                <w:b w:val="1"/>
+                <w:bCs w:val="1"/>
+                <w:rtl w:val="0"/>
+              </w:rPr>
+              <w:t xml:space="preserve">Uso principal</w:t>
+            </w:r>
+          </w:p>
+        </w:tc>
+        <w:tc>
+          <w:tcPr>
+            <w:shd w:fill="auto" w:val="clear"/>
+            <w:tcMar>
+              <w:top w:w="100.0" w:type="dxa"/>
+              <w:left w:w="100.0" w:type="dxa"/>
+              <w:bottom w:w="100.0" w:type="dxa"/>
+              <w:right w:w="100.0" w:type="dxa"/>
+            </w:tcMar>
+            <w:vAlign w:val="top"/>
+          </w:tcPr>
+          <w:p>
+            <w:pPr>
+              <w:keepNext w:val="0"/>
+              <w:keepLines w:val="0"/>
+              <w:pageBreakBefore w:val="0"/>
+              <w:widowControl w:val="0"/>
+              <w:pBdr>
+                <w:top w:space="0" w:sz="0" w:val="nil"/>
+                <w:left w:space="0" w:sz="0" w:val="nil"/>
+                <w:bottom w:space="0" w:sz="0" w:val="nil"/>
+                <w:right w:space="0" w:sz="0" w:val="nil"/>
+                <w:between w:space="0" w:sz="0" w:val="nil"/>
+              </w:pBdr>
+              <w:shd w:fill="auto" w:val="clear"/>
+              <w:spacing w:after="0" w:before="0" w:line="240" w:lineRule="auto"/>
+              <w:ind w:left="0" w:right="0" w:firstLine="0"/>
+              <w:jc w:val="left"/>
+              <w:rPr/>
+            </w:pPr>
+            <w:r>
+              <w:rPr>
+                <w:rtl w:val="0"/>
+              </w:rPr>
+              <w:t xml:space="preserve">Común en REST APIs modernas por ser mas ligero</w:t>
+            </w:r>
+          </w:p>
+        </w:tc>
+        <w:tc>
+          <w:tcPr>
+            <w:shd w:fill="auto" w:val="clear"/>
+            <w:tcMar>
+              <w:top w:w="100.0" w:type="dxa"/>
+              <w:left w:w="100.0" w:type="dxa"/>
+              <w:bottom w:w="100.0" w:type="dxa"/>
+              <w:right w:w="100.0" w:type="dxa"/>
+            </w:tcMar>
+            <w:vAlign w:val="top"/>
+          </w:tcPr>
+          <w:p>
+            <w:pPr>
+              <w:keepNext w:val="0"/>
+              <w:keepLines w:val="0"/>
+              <w:pageBreakBefore w:val="0"/>
+              <w:widowControl w:val="0"/>
+              <w:pBdr>
+                <w:top w:space="0" w:sz="0" w:val="nil"/>
+                <w:left w:space="0" w:sz="0" w:val="nil"/>
+                <w:bottom w:space="0" w:sz="0" w:val="nil"/>
+                <w:right w:space="0" w:sz="0" w:val="nil"/>
+                <w:between w:space="0" w:sz="0" w:val="nil"/>
+              </w:pBdr>
+              <w:shd w:fill="auto" w:val="clear"/>
+              <w:spacing w:after="0" w:before="0" w:line="240" w:lineRule="auto"/>
+              <w:ind w:left="0" w:right="0" w:firstLine="0"/>
+              <w:jc w:val="left"/>
+              <w:rPr/>
+            </w:pPr>
+            <w:r>
+              <w:rPr>
+                <w:rtl w:val="0"/>
+              </w:rPr>
+              <w:t xml:space="preserve">Más común en sistemas heredados y protocolos</w:t>
+            </w:r>
+          </w:p>
+        </w:tc>
+      </w:tr>
+      <w:tr>
+        <w:trPr>
+          <w:cantSplit w:val="0"/>
+          <w:tblHeader w:val="0"/>
+        </w:trPr>
+        <w:tc>
+          <w:tcPr>
+            <w:shd w:fill="auto" w:val="clear"/>
+            <w:tcMar>
+              <w:top w:w="100.0" w:type="dxa"/>
+              <w:left w:w="100.0" w:type="dxa"/>
+              <w:bottom w:w="100.0" w:type="dxa"/>
+              <w:right w:w="100.0" w:type="dxa"/>
+            </w:tcMar>
+            <w:vAlign w:val="top"/>
+          </w:tcPr>
+          <w:p>
+            <w:pPr>
+              <w:keepNext w:val="0"/>
+              <w:keepLines w:val="0"/>
+              <w:pageBreakBefore w:val="0"/>
+              <w:widowControl w:val="0"/>
+              <w:pBdr>
+                <w:top w:space="0" w:sz="0" w:val="nil"/>
+                <w:left w:space="0" w:sz="0" w:val="nil"/>
+                <w:bottom w:space="0" w:sz="0" w:val="nil"/>
+                <w:right w:space="0" w:sz="0" w:val="nil"/>
+                <w:between w:space="0" w:sz="0" w:val="nil"/>
+              </w:pBdr>
+              <w:shd w:fill="auto" w:val="clear"/>
+              <w:spacing w:after="0" w:before="0" w:line="240" w:lineRule="auto"/>
+              <w:ind w:left="0" w:right="0" w:firstLine="0"/>
+              <w:jc w:val="center"/>
+              <w:rPr>
+                <w:b w:val="1"/>
+                <w:bCs w:val="1"/>
+              </w:rPr>
+            </w:pPr>
+            <w:r>
+              <w:rPr>
+                <w:b w:val="1"/>
+                <w:bCs w:val="1"/>
+                <w:rtl w:val="0"/>
+              </w:rPr>
+              <w:t xml:space="preserve">Estructura</w:t>
+            </w:r>
+          </w:p>
+        </w:tc>
+        <w:tc>
+          <w:tcPr>
+            <w:shd w:fill="auto" w:val="clear"/>
+            <w:tcMar>
+              <w:top w:w="100.0" w:type="dxa"/>
+              <w:left w:w="100.0" w:type="dxa"/>
+              <w:bottom w:w="100.0" w:type="dxa"/>
+              <w:right w:w="100.0" w:type="dxa"/>
+            </w:tcMar>
+            <w:vAlign w:val="top"/>
+          </w:tcPr>
+          <w:p>
+            <w:pPr>
+              <w:keepNext w:val="0"/>
+              <w:keepLines w:val="0"/>
+              <w:pageBreakBefore w:val="0"/>
+              <w:widowControl w:val="0"/>
+              <w:pBdr>
+                <w:top w:space="0" w:sz="0" w:val="nil"/>
+                <w:left w:space="0" w:sz="0" w:val="nil"/>
+                <w:bottom w:space="0" w:sz="0" w:val="nil"/>
+                <w:right w:space="0" w:sz="0" w:val="nil"/>
+                <w:between w:space="0" w:sz="0" w:val="nil"/>
+              </w:pBdr>
+              <w:shd w:fill="auto" w:val="clear"/>
+              <w:spacing w:after="0" w:before="0" w:line="240" w:lineRule="auto"/>
+              <w:ind w:left="0" w:right="0" w:firstLine="0"/>
+              <w:jc w:val="left"/>
+              <w:rPr/>
+            </w:pPr>
+            <w:r>
+              <w:rPr>
+                <w:rtl w:val="0"/>
+              </w:rPr>
+              <w:t xml:space="preserve">Utiliza llaves {} y pares claves y valores</w:t>
+            </w:r>
+          </w:p>
+        </w:tc>
+        <w:tc>
+          <w:tcPr>
+            <w:shd w:fill="auto" w:val="clear"/>
+            <w:tcMar>
+              <w:top w:w="100.0" w:type="dxa"/>
+              <w:left w:w="100.0" w:type="dxa"/>
+              <w:bottom w:w="100.0" w:type="dxa"/>
+              <w:right w:w="100.0" w:type="dxa"/>
+            </w:tcMar>
+            <w:vAlign w:val="top"/>
+          </w:tcPr>
+          <w:p>
+            <w:pPr>
+              <w:keepNext w:val="0"/>
+              <w:keepLines w:val="0"/>
+              <w:pageBreakBefore w:val="0"/>
+              <w:widowControl w:val="0"/>
+              <w:pBdr>
+                <w:top w:space="0" w:sz="0" w:val="nil"/>
+                <w:left w:space="0" w:sz="0" w:val="nil"/>
+                <w:bottom w:space="0" w:sz="0" w:val="nil"/>
+                <w:right w:space="0" w:sz="0" w:val="nil"/>
+                <w:between w:space="0" w:sz="0" w:val="nil"/>
+              </w:pBdr>
+              <w:shd w:fill="auto" w:val="clear"/>
+              <w:spacing w:after="0" w:before="0" w:line="240" w:lineRule="auto"/>
+              <w:ind w:left="0" w:right="0" w:firstLine="0"/>
+              <w:jc w:val="left"/>
+              <w:rPr/>
+            </w:pPr>
+            <w:r>
+              <w:rPr>
+                <w:rtl w:val="0"/>
+              </w:rPr>
+              <w:t xml:space="preserve">Usa etiquetas de aperturas y cierre </w:t>
+            </w:r>
+          </w:p>
+        </w:tc>
+      </w:tr>
+      <w:tr>
+        <w:trPr>
+          <w:cantSplit w:val="0"/>
+          <w:tblHeader w:val="0"/>
+        </w:trPr>
+        <w:tc>
+          <w:tcPr>
+            <w:shd w:fill="auto" w:val="clear"/>
+            <w:tcMar>
+              <w:top w:w="100.0" w:type="dxa"/>
+              <w:left w:w="100.0" w:type="dxa"/>
+              <w:bottom w:w="100.0" w:type="dxa"/>
+              <w:right w:w="100.0" w:type="dxa"/>
+            </w:tcMar>
+            <w:vAlign w:val="top"/>
+          </w:tcPr>
+          <w:p>
+            <w:pPr>
+              <w:keepNext w:val="0"/>
+              <w:keepLines w:val="0"/>
+              <w:pageBreakBefore w:val="0"/>
+              <w:widowControl w:val="0"/>
+              <w:pBdr>
+                <w:top w:space="0" w:sz="0" w:val="nil"/>
+                <w:left w:space="0" w:sz="0" w:val="nil"/>
+                <w:bottom w:space="0" w:sz="0" w:val="nil"/>
+                <w:right w:space="0" w:sz="0" w:val="nil"/>
+                <w:between w:space="0" w:sz="0" w:val="nil"/>
+              </w:pBdr>
+              <w:shd w:fill="auto" w:val="clear"/>
+              <w:spacing w:after="0" w:before="0" w:line="240" w:lineRule="auto"/>
+              <w:ind w:left="0" w:right="0" w:firstLine="0"/>
+              <w:jc w:val="center"/>
+              <w:rPr>
+                <w:b w:val="1"/>
+                <w:bCs w:val="1"/>
+              </w:rPr>
+            </w:pPr>
+            <w:r>
+              <w:rPr>
+                <w:b w:val="1"/>
+                <w:bCs w:val="1"/>
+                <w:rtl w:val="0"/>
+              </w:rPr>
+              <w:t xml:space="preserve">Ejemplo</w:t>
+            </w:r>
+          </w:p>
+        </w:tc>
+        <w:tc>
+          <w:tcPr>
+            <w:shd w:fill="auto" w:val="clear"/>
+            <w:tcMar>
+              <w:top w:w="100.0" w:type="dxa"/>
+              <w:left w:w="100.0" w:type="dxa"/>
+              <w:bottom w:w="100.0" w:type="dxa"/>
+              <w:right w:w="100.0" w:type="dxa"/>
+            </w:tcMar>
+            <w:vAlign w:val="top"/>
+          </w:tcPr>
+          <w:p>
+            <w:pPr>
+              <w:keepNext w:val="0"/>
+              <w:keepLines w:val="0"/>
+              <w:pageBreakBefore w:val="0"/>
+              <w:widowControl w:val="0"/>
+              <w:pBdr>
+                <w:top w:space="0" w:sz="0" w:val="nil"/>
+                <w:left w:space="0" w:sz="0" w:val="nil"/>
+                <w:bottom w:space="0" w:sz="0" w:val="nil"/>
+                <w:right w:space="0" w:sz="0" w:val="nil"/>
+                <w:between w:space="0" w:sz="0" w:val="nil"/>
+              </w:pBdr>
+              <w:shd w:fill="auto" w:val="clear"/>
+              <w:spacing w:after="0" w:before="0" w:line="240" w:lineRule="auto"/>
+              <w:ind w:left="0" w:right="0" w:firstLine="0"/>
+              <w:jc w:val="left"/>
+              <w:rPr/>
+            </w:pPr>
+            <w:r>
+              <w:rPr>
+                <w:rtl w:val="0"/>
+              </w:rPr>
+              <w:t xml:space="preserve">{ "hostname": "R1", </w:t>
+            </w:r>
+          </w:p>
+          <w:p>
+            <w:pPr>
+              <w:keepNext w:val="0"/>
+              <w:keepLines w:val="0"/>
+              <w:pageBreakBefore w:val="0"/>
+              <w:widowControl w:val="0"/>
+              <w:pBdr>
+                <w:top w:space="0" w:sz="0" w:val="nil"/>
+                <w:left w:space="0" w:sz="0" w:val="nil"/>
+                <w:bottom w:space="0" w:sz="0" w:val="nil"/>
+                <w:right w:space="0" w:sz="0" w:val="nil"/>
+                <w:between w:space="0" w:sz="0" w:val="nil"/>
+              </w:pBdr>
+              <w:shd w:fill="auto" w:val="clear"/>
+              <w:spacing w:after="0" w:before="0" w:line="240" w:lineRule="auto"/>
+              <w:ind w:left="0" w:right="0" w:firstLine="0"/>
+              <w:jc w:val="left"/>
+              <w:rPr/>
+            </w:pPr>
+            <w:r>
+              <w:rPr>
+                <w:rtl w:val="0"/>
+              </w:rPr>
+              <w:t xml:space="preserve">"status": "up" } </w:t>
+            </w:r>
+          </w:p>
+        </w:tc>
+        <w:tc>
+          <w:tcPr>
+            <w:shd w:fill="auto" w:val="clear"/>
+            <w:tcMar>
+              <w:top w:w="100.0" w:type="dxa"/>
+              <w:left w:w="100.0" w:type="dxa"/>
+              <w:bottom w:w="100.0" w:type="dxa"/>
+              <w:right w:w="100.0" w:type="dxa"/>
+            </w:tcMar>
+            <w:vAlign w:val="top"/>
+          </w:tcPr>
+          <w:p>
+            <w:pPr>
+              <w:keepNext w:val="0"/>
+              <w:keepLines w:val="0"/>
+              <w:pageBreakBefore w:val="0"/>
+              <w:widowControl w:val="0"/>
+              <w:pBdr>
+                <w:top w:space="0" w:sz="0" w:val="nil"/>
+                <w:left w:space="0" w:sz="0" w:val="nil"/>
+                <w:bottom w:space="0" w:sz="0" w:val="nil"/>
+                <w:right w:space="0" w:sz="0" w:val="nil"/>
+                <w:between w:space="0" w:sz="0" w:val="nil"/>
+              </w:pBdr>
+              <w:shd w:fill="auto" w:val="clear"/>
+              <w:spacing w:after="0" w:before="0" w:line="240" w:lineRule="auto"/>
+              <w:ind w:left="0" w:right="0" w:firstLine="0"/>
+              <w:jc w:val="left"/>
+              <w:rPr/>
+            </w:pPr>
+            <w:r>
+              <w:rPr/>
+              <w:drawing>
+                <wp:inline distB="114300" distT="114300" distL="114300" distR="114300">
+                  <wp:extent cx="1771650" cy="876300"/>
+                  <wp:effectExtent b="0" l="0" r="0" t="0"/>
+                  <wp:docPr id="1" name="image2.png"/>
+                  <a:graphic>
+                    <a:graphicData uri="http://schemas.openxmlformats.org/drawingml/2006/picture">
+                      <pic:pic>
+                        <pic:nvPicPr>
+                          <pic:cNvPr id="0" name="image2.png"/>
+                          <pic:cNvPicPr preferRelativeResize="0"/>
+                        </pic:nvPicPr>
+                        <pic:blipFill>
+                          <a:blip r:embed="rId7"/>
+                          <a:srcRect b="0" l="0" r="0" t="0"/>
+                          <a:stretch>
+                            <a:fillRect/>
+                          </a:stretch>
+                        </pic:blipFill>
+                        <pic:spPr>
+                          <a:xfrm>
+                            <a:off x="0" y="0"/>
+                            <a:ext cx="1771650" cy="876300"/>
+                          </a:xfrm>
+                          <a:prstGeom prst="rect"/>
+                          <a:ln/>
+                        </pic:spPr>
+                      </pic:pic>
+                    </a:graphicData>
+                  </a:graphic>
+                </wp:inline>
+              </w:drawing>
+            </w:r>
+            <w:r>
+              <w:rPr>
+                <w:rtl w:val="0"/>
+              </w:rPr>
+            </w:r>
+          </w:p>
+        </w:tc>
+      </w:tr>
+    </w:tbl>
+    <w:p>
+      <w:pPr>
+        <w:rPr/>
+      </w:pPr>
+      <w:r>
+        <w:rPr>
+          <w:rtl w:val="0"/>
+        </w:rPr>
+      </w:r>
+    </w:p>
+    <w:p>
+      <w:pPr>
+        <w:rPr>
+          <w:b w:val="1"/>
+          <w:bCs w:val="1"/>
+        </w:rPr>
+      </w:pPr>
+      <w:r>
+        <w:rPr>
+          <w:rtl w:val="0"/>
+        </w:rPr>
       </w:r>
     </w:p>
     <w:sectPr>
@@ -278,6 +1160,13 @@
       <w:sz w:val="30"/>
       <w:szCs w:val="30"/>
     </w:rPr>
+  </w:style>
+  <w:style w:type="table" w:styleId="Table1">
+    <w:basedOn w:val="TableNormal"/>
+    <w:tblPr>
+      <w:tblStyleRowBandSize w:val="1"/>
+      <w:tblStyleColBandSize w:val="1"/>
+    </w:tblPr>
   </w:style>
 </w:styles>
 </file>
